--- a/characters/sandshrew_statblock.docx
+++ b/characters/sandshrew_statblock.docx
@@ -53,7 +53,7 @@
           <w:color w:val="222222"/>
           <w:sz w:val="21"/>
         </w:rPr>
-        <w:t>The Underroot's own answer to a charge. Sandshrew plants itself between the party and whatever is coming, and the ground it stands on stops being easy to cross.</w:t>
+        <w:t>The Underroot's own answer to a charge. Sandshrew plants itself between the party and whatever is coming, dares the whole pack to come through him, and makes the ground they would have to cross buck and split beneath them.</w:t>
       </w:r>
     </w:p>
     <w:tbl>
@@ -504,7 +504,7 @@
                 <w:color w:val="222222"/>
                 <w:sz w:val="17"/>
               </w:rPr>
-              <w:t xml:space="preserve">Curl and Guard. </w:t>
+              <w:t xml:space="preserve">Curl Up. </w:t>
             </w:r>
             <w:r>
               <w:rPr>
@@ -514,7 +514,7 @@
                 <w:color w:val="222222"/>
                 <w:sz w:val="17"/>
               </w:rPr>
-              <w:t>Reaction, 15 ft.</w:t>
+              <w:t>Reaction.</w:t>
             </w:r>
             <w:r>
               <w:rPr>
@@ -524,7 +524,7 @@
                 <w:color w:val="222222"/>
                 <w:sz w:val="17"/>
               </w:rPr>
-              <w:t xml:space="preserve"> When an ally it can see is hit by an attack, Sandshrew rolls into the path and becomes the target instead. It takes the damage, reduced by 5.</w:t>
+              <w:t xml:space="preserve"> When Sandshrew is hit by an attack, it tucks behind its plates. Reduce that attack's damage by 10.</w:t>
             </w:r>
           </w:p>
           <w:p>
@@ -634,7 +634,17 @@
                 <w:color w:val="222222"/>
                 <w:sz w:val="17"/>
               </w:rPr>
-              <w:t xml:space="preserve">Spike Field. </w:t>
+              <w:t xml:space="preserve">Challenge. </w:t>
+            </w:r>
+            <w:r>
+              <w:rPr>
+                <w:rFonts w:ascii="Georgia" w:hAnsi="Georgia" w:cs="Georgia"/>
+                <w:b w:val="0"/>
+                <w:i/>
+                <w:color w:val="222222"/>
+                <w:sz w:val="17"/>
+              </w:rPr>
+              <w:t>Bonus Action.</w:t>
             </w:r>
             <w:r>
               <w:rPr>
@@ -644,7 +654,32 @@
                 <w:color w:val="222222"/>
                 <w:sz w:val="17"/>
               </w:rPr>
-              <w:t>Sandshrew churns the ground into a bristling field: a 20-foot Cube centered on itself. The field does not move with it and lasts until the start of Sandshrew's next turn. The area is Difficult Terrain, and a creature takes 5 (2d4) piercing damage for every 5 feet it moves inside it.</w:t>
+              <w:t xml:space="preserve"> Sandshrew rears up with a rattling hiss and dares them to try it. Until the start of its next turn, each enemy within 30 feet that can see it has Disadvantage on attack rolls against any target other than Sandshrew.</w:t>
+            </w:r>
+          </w:p>
+          <w:p>
+            <w:pPr>
+              <w:spacing w:after="20"/>
+            </w:pPr>
+            <w:r>
+              <w:rPr>
+                <w:rFonts w:ascii="Georgia" w:hAnsi="Georgia" w:cs="Georgia"/>
+                <w:b/>
+                <w:i/>
+                <w:color w:val="222222"/>
+                <w:sz w:val="17"/>
+              </w:rPr>
+              <w:t xml:space="preserve">Earthquake. </w:t>
+            </w:r>
+            <w:r>
+              <w:rPr>
+                <w:rFonts w:ascii="Georgia" w:hAnsi="Georgia" w:cs="Georgia"/>
+                <w:b w:val="0"/>
+                <w:i w:val="0"/>
+                <w:color w:val="222222"/>
+                <w:sz w:val="17"/>
+              </w:rPr>
+              <w:t>Sandshrew slams both forefeet down and the ground bucks and splits in a 20-foot Cube centered on itself. Each creature of Sandshrew's choice in that area makes a DC 15 Dexterity saving throw, taking 10 (3d6) Bludgeoning damage on a failed save, or half as much damage on a successful one. The broken ground is Difficult Terrain until the start of Sandshrew's next turn.</w:t>
             </w:r>
           </w:p>
           <w:p>

--- a/characters/sandshrew_statblock.docx
+++ b/characters/sandshrew_statblock.docx
@@ -644,7 +644,7 @@
                 <w:color w:val="222222"/>
                 <w:sz w:val="17"/>
               </w:rPr>
-              <w:t>Bonus Action.</w:t>
+              <w:t>Bonus Action, 30 ft., one enemy that can see it.</w:t>
             </w:r>
             <w:r>
               <w:rPr>
@@ -654,7 +654,7 @@
                 <w:color w:val="222222"/>
                 <w:sz w:val="17"/>
               </w:rPr>
-              <w:t xml:space="preserve"> Sandshrew rears up with a rattling hiss and dares them to try it. Until the start of its next turn, each enemy within 30 feet that can see it has Disadvantage on attack rolls against any target other than Sandshrew.</w:t>
+              <w:t xml:space="preserve"> Sandshrew rears up with a rattling hiss and dares that one to try it. Until the start of Sandshrew's next turn, the target has Disadvantage on attack rolls against any target other than Sandshrew.</w:t>
             </w:r>
           </w:p>
           <w:p>

--- a/characters/sandshrew_statblock.docx
+++ b/characters/sandshrew_statblock.docx
@@ -39,21 +39,6 @@
           <w:sz w:val="21"/>
         </w:rPr>
         <w:t>The Earth rift's companion and the roster's tank. It holds ground, takes the hit meant for a friend, and makes the dirt around it hard to cross.</w:t>
-      </w:r>
-    </w:p>
-    <w:p>
-      <w:pPr>
-        <w:spacing w:after="80"/>
-      </w:pPr>
-      <w:r>
-        <w:rPr>
-          <w:rFonts w:ascii="Georgia" w:hAnsi="Georgia" w:cs="Georgia"/>
-          <w:b w:val="0"/>
-          <w:i/>
-          <w:color w:val="222222"/>
-          <w:sz w:val="21"/>
-        </w:rPr>
-        <w:t>The Underroot's own answer to a charge. Sandshrew plants itself between the party and whatever is coming, dares the whole pack to come through him, and makes the ground they would have to cross buck and split beneath them.</w:t>
       </w:r>
     </w:p>
     <w:tbl>
